--- a/az/discovery-articles/6.17 Sosial media platformaları.docx
+++ b/az/discovery-articles/6.17 Sosial media platformaları.docx
@@ -4,517 +4,339 @@
   <w:body>
     <w:p>
       <w:pPr>
-        <w:keepNext/>
-        <w:spacing w:before="280" w:after="120"/>
+        <w:pStyle w:val="Title"/>
+        <w:widowControl/>
       </w:pPr>
       <w:r>
-        <w:rPr>
-          <w:rFonts w:ascii="Calibri" w:hAnsi="Calibri" w:eastAsia="Calibri"/>
-          <w:b/>
-          <w:i w:val="0"/>
-          <w:color w:val="004E8C"/>
-          <w:sz w:val="44"/>
-        </w:rPr>
         <w:t>6.17 Sosial media platformaları</w:t>
       </w:r>
     </w:p>
     <w:p>
       <w:pPr>
-        <w:spacing w:after="80"/>
+        <w:keepNext/>
+        <w:widowControl/>
       </w:pPr>
       <w:r>
         <w:rPr>
-          <w:rFonts w:ascii="Calibri" w:hAnsi="Calibri" w:eastAsia="Calibri"/>
-          <w:b w:val="0"/>
-          <w:i/>
-          <w:color w:val="505050"/>
-          <w:sz w:val="22"/>
+          <w:sz w:val="20"/>
         </w:rPr>
-        <w:t>6. Rəqəmsal texnologiyalar, kosmos və rabitə</w:t>
-      </w:r>
-    </w:p>
-    <w:p>
-      <w:pPr>
-        <w:spacing w:after="200"/>
-      </w:pPr>
-      <w:r>
-        <w:rPr>
-          <w:rFonts w:ascii="Calibri" w:hAnsi="Calibri" w:eastAsia="Calibri"/>
-          <w:b w:val="0"/>
-          <w:i/>
-          <w:sz w:val="22"/>
-        </w:rPr>
-        <w:t>Dövr: 1997-ci il (SixDegrees); 2004-cü il (Facebook); 2006-cı il (Twitter) | Əsas simalar: Mark Zukerberq (Facebook); Cek Dorsi (Twitter); Kevin Sistrom (Instagram); bir çox başqaları</w:t>
-      </w:r>
-    </w:p>
-    <w:p>
-      <w:pPr>
-        <w:spacing w:after="160" w:line="276" w:lineRule="auto"/>
-      </w:pPr>
-      <w:r>
-        <w:rPr>
-          <w:rFonts w:ascii="Calibri" w:hAnsi="Calibri" w:eastAsia="Calibri"/>
-          <w:b w:val="0"/>
-          <w:i w:val="0"/>
-          <w:sz w:val="22"/>
-        </w:rPr>
-        <w:t>Sosial media platformaları insanlara dost və ya izləyici şəbəkəsi ilə paylaşım etməyə imkan verən sayt və tətbiqlərdir. Onların sayəsində auditoriya üzvləri özləri də məzmun yaradıcısına çevrildilər.</w:t>
+        <w:t>6 Rəqəmsal texnologiyalar kosmos və rabitə</w:t>
       </w:r>
     </w:p>
     <w:p>
       <w:pPr>
         <w:keepNext/>
-        <w:spacing w:before="240" w:after="120"/>
+        <w:widowControl/>
       </w:pPr>
       <w:r>
         <w:rPr>
-          <w:rFonts w:ascii="Calibri" w:hAnsi="Calibri" w:eastAsia="Calibri"/>
-          <w:b/>
-          <w:i w:val="0"/>
-          <w:color w:val="004E8C"/>
-          <w:sz w:val="28"/>
+          <w:sz w:val="20"/>
         </w:rPr>
-        <w:t>Əsas faktlar</w:t>
+        <w:t>Dövr: 1997 (SixDegrees); 2004 (Facebook); 2006 (Twitter) | Əsas şəxslər: Mark Zukerberq (Facebook); Cek Dorsi (Twitter); Kevin Sistrom (Instagram) və bir çox başqaları</w:t>
+      </w:r>
+    </w:p>
+    <w:p>
+      <w:pPr>
+        <w:widowControl/>
+      </w:pPr>
+      <w:r>
+        <w:t>Sosial media platformaları insanların dostlarına və ya izləyicilərinə mətn, şəkil və başqa materiallar təqdim etdiyi sayt və tətbiqlərdir. Bu platformalarda oxucu və tamaşaçı eyni zamanda məzmun yaradıcısına çevrildi.</w:t>
+      </w:r>
+    </w:p>
+    <w:p>
+      <w:pPr>
+        <w:pStyle w:val="Heading1"/>
+        <w:widowControl/>
+      </w:pPr>
+      <w:r>
+        <w:t>Əsas məlumatlar</w:t>
       </w:r>
     </w:p>
     <w:p>
       <w:pPr>
         <w:pStyle w:val="ListBullet"/>
+        <w:widowControl/>
       </w:pPr>
       <w:r>
-        <w:rPr>
-          <w:rFonts w:ascii="Calibri" w:hAnsi="Calibri" w:eastAsia="Calibri"/>
-          <w:b w:val="0"/>
-          <w:i w:val="0"/>
-          <w:sz w:val="22"/>
-        </w:rPr>
-        <w:t>İlk platformalar arasında SixDegrees (1997), Friendster, MySpace və başqaları var idi</w:t>
+        <w:t>Erkən nümunələrə SixDegrees (1997), Friendster, MySpace və başqa saytlar daxildir.</w:t>
       </w:r>
     </w:p>
     <w:p>
       <w:pPr>
         <w:pStyle w:val="ListBullet"/>
+        <w:widowControl/>
       </w:pPr>
       <w:r>
-        <w:rPr>
-          <w:rFonts w:ascii="Calibri" w:hAnsi="Calibri" w:eastAsia="Calibri"/>
-          <w:b w:val="0"/>
-          <w:i w:val="0"/>
-          <w:sz w:val="22"/>
-        </w:rPr>
-        <w:t>Facebook (2004), ardınca Twitter, YouTube, Instagram, TikTok və WeChat bu modeli qlobal miqyasa çatdırdı</w:t>
+        <w:t>Facebook (2004), sonra Twitter, YouTube, Instagram, TikTok və WeChat bu modeli geniş miqyasda yaydı.</w:t>
       </w:r>
     </w:p>
     <w:p>
       <w:pPr>
         <w:pStyle w:val="ListBullet"/>
+        <w:widowControl/>
       </w:pPr>
       <w:r>
-        <w:rPr>
-          <w:rFonts w:ascii="Calibri" w:hAnsi="Calibri" w:eastAsia="Calibri"/>
-          <w:b w:val="0"/>
-          <w:i w:val="0"/>
-          <w:sz w:val="22"/>
-        </w:rPr>
-        <w:t>İstifadəçi məzmunu studiyaların deyil, adi istifadəçilərin hazırladığı materialdır</w:t>
+        <w:t>İstifadəçi məzmunu yalnız studiyaların deyil, adi istifadəçilərin hazırladığı materialdır.</w:t>
       </w:r>
     </w:p>
     <w:p>
       <w:pPr>
         <w:pStyle w:val="ListBullet"/>
+        <w:widowControl/>
       </w:pPr>
       <w:r>
-        <w:rPr>
-          <w:rFonts w:ascii="Calibri" w:hAnsi="Calibri" w:eastAsia="Calibri"/>
-          <w:b w:val="0"/>
-          <w:i w:val="0"/>
-          <w:sz w:val="22"/>
-        </w:rPr>
-        <w:t>Xəbər lentləri çox vaxt istifadəçinin nəyə klikləyəcəyini proqnozlaşdıran alqoritmlərlə sıralanır</w:t>
+        <w:t>Paylaşım lentləri çox vaxt istifadəçinin nəyə klikləyəcəyini proqnozlaşdıran alqoritmlərlə sıralanır.</w:t>
       </w:r>
     </w:p>
     <w:p>
       <w:pPr>
         <w:pStyle w:val="ListBullet"/>
+        <w:widowControl/>
       </w:pPr>
       <w:r>
-        <w:rPr>
-          <w:rFonts w:ascii="Calibri" w:hAnsi="Calibri" w:eastAsia="Calibri"/>
-          <w:b w:val="0"/>
-          <w:i w:val="0"/>
-          <w:sz w:val="22"/>
-        </w:rPr>
-        <w:t>Eyni vasitələr həm icmaları bir araya gətirir, həm də münaqişələri qızışdırır</w:t>
+        <w:t>Eyni vasitələr həm icmaları birləşdirir, həm də qarşıdurmaları gücləndirə bilir.</w:t>
       </w:r>
     </w:p>
     <w:p>
       <w:pPr>
-        <w:keepNext/>
-        <w:spacing w:before="240" w:after="120"/>
+        <w:pStyle w:val="Heading1"/>
+        <w:widowControl/>
       </w:pPr>
       <w:r>
-        <w:rPr>
-          <w:rFonts w:ascii="Calibri" w:hAnsi="Calibri" w:eastAsia="Calibri"/>
-          <w:b/>
-          <w:i w:val="0"/>
-          <w:color w:val="004E8C"/>
-          <w:sz w:val="28"/>
-        </w:rPr>
         <w:t>Bu nədir</w:t>
       </w:r>
     </w:p>
     <w:p>
       <w:pPr>
-        <w:spacing w:after="160" w:line="276" w:lineRule="auto"/>
+        <w:widowControl/>
       </w:pPr>
       <w:r>
-        <w:rPr>
-          <w:rFonts w:ascii="Calibri" w:hAnsi="Calibri" w:eastAsia="Calibri"/>
-          <w:b w:val="0"/>
-          <w:i w:val="0"/>
-          <w:sz w:val="22"/>
-        </w:rPr>
-        <w:t>Sosial media platforması istifadəçilərə profil yaratmaq, başqaları ilə əlaqə qurmaq, mətn, şəkil və videonu şəbəkə daxilində paylaşmaq imkanı verir. Xəbər lenti yeniliklərin davamlı siyahısıdır və çox vaxt yalnız vaxta görə deyil, sıralama qaydası olan alqoritmə əsasən düzülür. İstifadəçi məzmununda auditoriya eyni zamanda istehsalçıya çevrilir. Sosial medianı şəhər meydanının, poçtun və reklam lövhəsinin bir tətbiqdə birləşməsi kimi təsəvvür etmək olar.</w:t>
+        <w:t>Sosial media platforması istifadəçiyə profil yaratmağa, başqaları ilə əlaqə qurmağa və mətn, şəkil, video paylaşmağa imkan verir. Paylaşım lenti yeniliklərin davamlı siyahısıdır. Buradakı materiallar çox vaxt yalnız tarixə görə deyil, alqoritmin — müəyyən sıralama qaydasının köməyi ilə düzülür. İstifadəçi məzmunu o deməkdir ki, auditoriya özü də material hazırlayır. Bunu şəhər meydanının, poçtun və reklam lövhəsinin bir tətbiqdə birləşməsinə bənzətmək olar.</w:t>
       </w:r>
     </w:p>
     <w:p>
       <w:pPr>
-        <w:keepNext/>
-        <w:spacing w:before="240" w:after="120"/>
+        <w:pStyle w:val="Heading1"/>
+        <w:widowControl/>
       </w:pPr>
       <w:r>
-        <w:rPr>
-          <w:rFonts w:ascii="Calibri" w:hAnsi="Calibri" w:eastAsia="Calibri"/>
-          <w:b/>
-          <w:i w:val="0"/>
-          <w:color w:val="004E8C"/>
-          <w:sz w:val="28"/>
-        </w:rPr>
-        <w:t>Onu kim kəşf və ya ixtira edib</w:t>
+        <w:t>Kim kəşf edib və ya yaradıb</w:t>
       </w:r>
     </w:p>
     <w:p>
       <w:pPr>
-        <w:spacing w:after="160" w:line="276" w:lineRule="auto"/>
+        <w:widowControl/>
       </w:pPr>
       <w:r>
-        <w:rPr>
-          <w:rFonts w:ascii="Calibri" w:hAnsi="Calibri" w:eastAsia="Calibri"/>
-          <w:b w:val="0"/>
-          <w:i w:val="0"/>
-          <w:sz w:val="22"/>
-        </w:rPr>
-        <w:t>SixDegrees (1997) çox vaxt ilk sosial şəbəkələrdən biri sayılır. Friendster, MySpace, LinkedIn, Facebook (Mark Zukerberq və həmkarları, 2004), YouTube, Twitter, Instagram, TikTok və çoxsaylı regional tətbiqlər bu modeli addım-addım təkmilləşdirdilər. İnternetdə ünsiyyəti heç kim ixtira etməyib; şirkətlər bu ünsiyyət üçün geniş miqyaslana bilən və reklamla maliyyələşən sistemlər qurdular. Forumlar və bloqlar sosial medianın sələfləri idi. Həmin şirkətlərdən bəziləri dünyanın ən böyük müəssisələri sırasına yüksəldi.</w:t>
+        <w:t>SixDegrees (1997) tez-tez erkən sosial şəbəkə kimi göstərilir. Friendster, MySpace, LinkedIn, Mark Zukerberq və həmkarlarının 2004-cü ildə yaratdığı Facebook, eləcə də YouTube, Twitter, Instagram, TikTok və regional tətbiqlər bu formanı təkmilləşdirdilər. İnternetdə ünsiyyəti tək bir şəxs icad etməyib. Şirkətlər bu ünsiyyət üçün reklamla maliyyələşən və çoxsaylı istifadəçiyə xidmət edə bilən sistemlər qurdular. Forumlar və bloqlar onların sələfləri idi. Bu şirkətlərdən bəziləri dünyanın ən böyük şirkətləri sırasına daxil oldu.</w:t>
       </w:r>
     </w:p>
     <w:p>
       <w:pPr>
-        <w:keepNext/>
-        <w:spacing w:before="240" w:after="120"/>
+        <w:pStyle w:val="Heading1"/>
+        <w:widowControl/>
       </w:pPr>
       <w:r>
-        <w:rPr>
-          <w:rFonts w:ascii="Calibri" w:hAnsi="Calibri" w:eastAsia="Calibri"/>
-          <w:b/>
-          <w:i w:val="0"/>
-          <w:color w:val="004E8C"/>
-          <w:sz w:val="28"/>
-        </w:rPr>
-        <w:t>Nə vaxt və necə meydana gəlib</w:t>
+        <w:t>Nə vaxt və necə yaranıb</w:t>
       </w:r>
     </w:p>
     <w:p>
       <w:pPr>
-        <w:spacing w:after="160" w:line="276" w:lineRule="auto"/>
+        <w:widowControl/>
       </w:pPr>
       <w:r>
-        <w:rPr>
-          <w:rFonts w:ascii="Calibri" w:hAnsi="Calibri" w:eastAsia="Calibri"/>
-          <w:b w:val="0"/>
-          <w:i w:val="0"/>
-          <w:sz w:val="22"/>
-        </w:rPr>
-        <w:t>Ucuz rəqəmsal kameralar, genişzolaqlı internet və smartfonlar bitib-tükənməyən paylaşım axını yaratdı. Vençur kapitalı və istifadəçilər üçün pulsuz, reklamla maliyyələşən veb xidmətləri böyüməni sürətləndirdi. 2010-cu illərdə telefon kamerası adi insanın əsas nəşr vasitəsinə çevrildi. Qanunvericilik bu inkişafdan geri qaldı. Universitet daxili kataloqlar xüsusi şirkətlərin idarə etdiyi qlobal ictimai meydanlara çevrildi.</w:t>
+        <w:t>Ucuz rəqəmsal kameralar, genişzolaqlı internet və smartfonlar paylaşım sayını sürətlə artırdı. Riskli yeni bizneslərə yatırılan vençur kapitalı və reklam hesabına pulsuz xidmətlərə alışmış internet mühiti böyüməyə təkan verdi. 2010-cu illərdə telefon kamerası əsas paylaşım vasitəsinə çevrildi. Tənzimləmə isə bu dəyişikliklərdən geri qalırdı. Universitet daxilində əlaqə üçün yaradılan kataloqlar özəl sahibləri olan qlobal ünsiyyət meydanlarına çevrildi.</w:t>
       </w:r>
     </w:p>
     <w:p>
       <w:pPr>
-        <w:keepNext/>
-        <w:spacing w:before="240" w:after="120"/>
+        <w:pStyle w:val="Heading1"/>
+        <w:widowControl/>
       </w:pPr>
       <w:r>
-        <w:rPr>
-          <w:rFonts w:ascii="Calibri" w:hAnsi="Calibri" w:eastAsia="Calibri"/>
-          <w:b/>
-          <w:i w:val="0"/>
-          <w:color w:val="004E8C"/>
-          <w:sz w:val="28"/>
-        </w:rPr>
-        <w:t>Elmi baxımdan əhəmiyyəti</w:t>
+        <w:t>Elm üçün əhəmiyyəti</w:t>
       </w:r>
     </w:p>
     <w:p>
       <w:pPr>
-        <w:spacing w:after="160" w:line="276" w:lineRule="auto"/>
+        <w:widowControl/>
       </w:pPr>
       <w:r>
-        <w:rPr>
-          <w:rFonts w:ascii="Calibri" w:hAnsi="Calibri" w:eastAsia="Calibri"/>
-          <w:b w:val="0"/>
-          <w:i w:val="0"/>
-          <w:sz w:val="22"/>
-        </w:rPr>
-        <w:t>Bu platformalar sosial əlaqə şəbəkəsini — kimin kimi tanıdığını — məlumat şəklinə saldı. Onlar şəbəkə elmində yeni tədqiqatlara, məzmunun moderasiyasında isə yeni problemlərə səbəb oldu. Diqqət ölçülə bilən resursa çevrildi. Əsas ictimai sual sıralama qaydalarının insanların inanclarını necə formalaşdırmasıdır. Xəbər lenti dünyaya açılan neytral pəncərə deyil.</w:t>
+        <w:t>Bu platformalar sosial əlaqələri — kimin kimi tanıdığını — məlumat şəklində qeydə aldı. Şəbəkələrin öyrənilməsində yeni tədqiqat istiqamətləri, məzmunun yoxlanması və idarə olunmasında isə yeni problemlər yarandı. Diqqət ölçülə bilən resursa çevrildi. Cəmiyyət üçün əsas suallardan biri sıralama qaydalarının insanların inanclarına necə təsir etməsidir. Paylaşım lenti dünyanı tam neytral şəkildə göstərmir.</w:t>
       </w:r>
     </w:p>
     <w:p>
       <w:pPr>
-        <w:keepNext/>
-        <w:spacing w:before="240" w:after="120"/>
+        <w:pStyle w:val="Heading1"/>
+        <w:widowControl/>
       </w:pPr>
       <w:r>
-        <w:rPr>
-          <w:rFonts w:ascii="Calibri" w:hAnsi="Calibri" w:eastAsia="Calibri"/>
-          <w:b/>
-          <w:i w:val="0"/>
-          <w:color w:val="004E8C"/>
-          <w:sz w:val="28"/>
-        </w:rPr>
-        <w:t>Sonrakı inkişaflara necə təsir göstərib</w:t>
+        <w:t>Sonrakı inkişafa təsiri</w:t>
       </w:r>
     </w:p>
     <w:p>
       <w:pPr>
-        <w:spacing w:after="160" w:line="276" w:lineRule="auto"/>
+        <w:widowControl/>
       </w:pPr>
       <w:r>
-        <w:rPr>
-          <w:rFonts w:ascii="Calibri" w:hAnsi="Calibri" w:eastAsia="Calibri"/>
-          <w:b w:val="0"/>
-          <w:i w:val="0"/>
-          <w:sz w:val="22"/>
-        </w:rPr>
-        <w:t>Canlı yayım, influenserlər və qısa videolar sosial medianın sonrakı formatlarıdır. Mesajlaşma tətbiqləri ilə sosial media arasındakı sərhəd bulanıqlaşdı. Siyasi kampaniyalar, fəlakətlər zamanı qarşılıqlı yardım və onlayn təqib eyni düymələrdən istifadə etməyə başladı. Alternativ və mərkəzsizləşdirilmiş şəbəkələr faydalı xüsusiyyətləri fərqli sahiblik modeli ilə qorumağa çalışır. Sonrakı mərhələnin əsas mübarizəsi qaydalar və dizayn üzərində gedir.</w:t>
+        <w:t>Canlı yayım, sosial mediada auditoriyaya təsir edən şəxslər və qısa videolar sonrakı formalardır. Mesajlaşma tətbiqləri ilə sosial media arasındakı sərhədlər zəiflədi. Siyasi kampaniyalar, fəlakət zamanı qarşılıqlı yardım və təqib eyni vasitələrdən istifadə etdi. Alternativ və mərkəzsiz şəbəkələr faydalı imkanları fərqli mülkiyyət və idarəetmə qaydaları ilə saxlamağa çalışır. Sonrakı inkişaf qaydalar və dizayn seçimləri ətrafında müzakirələrlə davam edir.</w:t>
       </w:r>
     </w:p>
     <w:p>
       <w:pPr>
-        <w:keepNext/>
-        <w:spacing w:before="240" w:after="120"/>
+        <w:pStyle w:val="Heading1"/>
+        <w:widowControl/>
       </w:pPr>
       <w:r>
-        <w:rPr>
-          <w:rFonts w:ascii="Calibri" w:hAnsi="Calibri" w:eastAsia="Calibri"/>
-          <w:b/>
-          <w:i w:val="0"/>
-          <w:color w:val="004E8C"/>
-          <w:sz w:val="28"/>
-        </w:rPr>
         <w:t>İnsan həyatını necə dəyişib</w:t>
       </w:r>
     </w:p>
     <w:p>
       <w:pPr>
-        <w:spacing w:after="160" w:line="276" w:lineRule="auto"/>
+        <w:widowControl/>
       </w:pPr>
       <w:r>
-        <w:rPr>
-          <w:rFonts w:ascii="Calibri" w:hAnsi="Calibri" w:eastAsia="Calibri"/>
-          <w:b w:val="0"/>
-          <w:i w:val="0"/>
-          <w:sz w:val="22"/>
-        </w:rPr>
-        <w:t>İnsanlar uzaq məsafədən dostluğu qorumaq və nadir maraqları bölüşən icmaları tapmaq imkanı qazandılar. Bununla yanaşı, özlərini başqaları ilə fasiləsiz müqayisə etmək, qəzəb dalğaları və əlaqələndirilmiş yalanlar da həyatın bir hissəsinə çevrildi. Jurnalistika və yeniyetmələrin həyatı yenidən formalaşdı. Cəmiyyət planet miqyasında yayılan nitqi idarə etməyi hələ də öyrənir. Eyni vasitə insanları bilik ətrafında birləşdirə də, səs-küylə bir-birindən ayıra da bilər.</w:t>
+        <w:t>İnsanlar uzaq məsafədə dostluğu qorumaq və özlərinə yaxın maraqları olan azsaylı qrupları tapmaq imkanı qazandılar. Bununla yanaşı, özünü başqaları ilə müqayisə, qəzəb və təşkilatlanmış yalan məlumat yayılması da artdı. Jurnalistika və yeniyetmələrin həyatı dəyişdi. Cəmiyyət dünya miqyasında ünsiyyəti necə idarə etməyi hələ öyrənir. Eyni vasitə insanları bilik ətrafında birləşdirə də, informasiya qarışıqlığı ilə bir-birindən uzaqlaşdıra da bilər.</w:t>
       </w:r>
     </w:p>
     <w:p>
       <w:pPr>
-        <w:keepNext/>
-        <w:spacing w:before="240" w:after="120"/>
+        <w:pStyle w:val="Heading1"/>
+        <w:widowControl/>
       </w:pPr>
       <w:r>
-        <w:rPr>
-          <w:rFonts w:ascii="Calibri" w:hAnsi="Calibri" w:eastAsia="Calibri"/>
-          <w:b/>
-          <w:i w:val="0"/>
-          <w:color w:val="004E8C"/>
-          <w:sz w:val="28"/>
-        </w:rPr>
         <w:t>Mənbələr və istinadlar</w:t>
       </w:r>
     </w:p>
     <w:p>
       <w:pPr>
-        <w:keepNext/>
-        <w:spacing w:before="240" w:after="120"/>
+        <w:pStyle w:val="Heading2"/>
+        <w:widowControl/>
       </w:pPr>
       <w:r>
         <w:rPr>
-          <w:rFonts w:ascii="Calibri" w:hAnsi="Calibri" w:eastAsia="Calibri"/>
-          <w:b/>
-          <w:i w:val="0"/>
-          <w:color w:val="004E8C"/>
-          <w:sz w:val="24"/>
+          <w:sz w:val="20"/>
         </w:rPr>
-        <w:t>C. Təşkilatların materialları və ensiklopedik mənbələr</w:t>
+        <w:t>C Qurumların materialları və ensiklopedik mənbələr</w:t>
       </w:r>
     </w:p>
     <w:p>
       <w:pPr>
-        <w:spacing w:after="80"/>
-        <w:ind w:left="360"/>
+        <w:widowControl/>
       </w:pPr>
       <w:r>
         <w:rPr>
-          <w:rFonts w:ascii="Calibri" w:hAnsi="Calibri" w:eastAsia="Calibri"/>
-          <w:b w:val="0"/>
-          <w:i w:val="0"/>
-          <w:sz w:val="22"/>
+          <w:sz w:val="20"/>
         </w:rPr>
-        <w:t>1. Our World in Data. “The rise of social media” (“Sosial medianın yüksəlişi”).</w:t>
-      </w:r>
-      <w:r>
-        <w:rPr>
-          <w:rFonts w:ascii="Calibri" w:hAnsi="Calibri" w:eastAsia="Calibri"/>
-          <w:b w:val="0"/>
-          <w:i w:val="0"/>
-          <w:sz w:val="22"/>
-        </w:rPr>
-        <w:t xml:space="preserve"> </w:t>
+        <w:t xml:space="preserve">1. Our World in Data. 'The rise of social media.' </w:t>
       </w:r>
       <w:hyperlink r:id="rId9">
         <w:r>
           <w:rPr>
-            <w:rFonts w:ascii="Calibri" w:hAnsi="Calibri" w:eastAsia="Calibri"/>
-            <w:b w:val="0"/>
-            <w:i w:val="0"/>
-            <w:sz w:val="22"/>
-            <w:color w:val="0563C1"/>
-            <w:u w:val="single"/>
+            <w:sz w:val="20"/>
           </w:rPr>
           <w:t>https://ourworldindata.org/rise-of-social-media</w:t>
         </w:r>
       </w:hyperlink>
+      <w:r>
+        <w:rPr>
+          <w:sz w:val="20"/>
+        </w:rPr>
+      </w:r>
     </w:p>
     <w:p>
       <w:pPr>
-        <w:spacing w:after="80"/>
-        <w:ind w:left="360"/>
+        <w:widowControl/>
       </w:pPr>
       <w:r>
         <w:rPr>
-          <w:rFonts w:ascii="Calibri" w:hAnsi="Calibri" w:eastAsia="Calibri"/>
-          <w:b w:val="0"/>
-          <w:i w:val="0"/>
-          <w:sz w:val="22"/>
+          <w:sz w:val="20"/>
         </w:rPr>
-        <w:t>2. Encyclopaedia Britannica. “Social network” (“Sosial şəbəkə”).</w:t>
-      </w:r>
-      <w:r>
-        <w:rPr>
-          <w:rFonts w:ascii="Calibri" w:hAnsi="Calibri" w:eastAsia="Calibri"/>
-          <w:b w:val="0"/>
-          <w:i w:val="0"/>
-          <w:sz w:val="22"/>
-        </w:rPr>
-        <w:t xml:space="preserve"> </w:t>
+        <w:t xml:space="preserve">2. Encyclopaedia Britannica. 'Social network.' </w:t>
       </w:r>
       <w:hyperlink r:id="rId10">
         <w:r>
           <w:rPr>
-            <w:rFonts w:ascii="Calibri" w:hAnsi="Calibri" w:eastAsia="Calibri"/>
-            <w:b w:val="0"/>
-            <w:i w:val="0"/>
-            <w:sz w:val="22"/>
-            <w:color w:val="0563C1"/>
-            <w:u w:val="single"/>
+            <w:sz w:val="20"/>
           </w:rPr>
           <w:t>https://www.britannica.com/topic/social-network</w:t>
         </w:r>
       </w:hyperlink>
+      <w:r>
+        <w:rPr>
+          <w:sz w:val="20"/>
+        </w:rPr>
+      </w:r>
     </w:p>
     <w:p>
       <w:pPr>
-        <w:spacing w:after="80"/>
-        <w:ind w:left="360"/>
+        <w:widowControl/>
       </w:pPr>
       <w:r>
         <w:rPr>
-          <w:rFonts w:ascii="Calibri" w:hAnsi="Calibri" w:eastAsia="Calibri"/>
-          <w:b w:val="0"/>
-          <w:i w:val="0"/>
-          <w:sz w:val="22"/>
+          <w:sz w:val="20"/>
         </w:rPr>
-        <w:t>3. Pew Research Center. Sosial media üzrə məlumat səhifəsi.</w:t>
-      </w:r>
-      <w:r>
-        <w:rPr>
-          <w:rFonts w:ascii="Calibri" w:hAnsi="Calibri" w:eastAsia="Calibri"/>
-          <w:b w:val="0"/>
-          <w:i w:val="0"/>
-          <w:sz w:val="22"/>
-        </w:rPr>
-        <w:t xml:space="preserve"> </w:t>
+        <w:t xml:space="preserve">3. Pew Research Center. Social media fact sheet. </w:t>
       </w:r>
       <w:hyperlink r:id="rId11">
         <w:r>
           <w:rPr>
-            <w:rFonts w:ascii="Calibri" w:hAnsi="Calibri" w:eastAsia="Calibri"/>
-            <w:b w:val="0"/>
-            <w:i w:val="0"/>
-            <w:sz w:val="22"/>
-            <w:color w:val="0563C1"/>
-            <w:u w:val="single"/>
+            <w:sz w:val="20"/>
           </w:rPr>
           <w:t>https://www.pewresearch.org/internet/fact-sheet/social-media/</w:t>
         </w:r>
       </w:hyperlink>
+      <w:r>
+        <w:rPr>
+          <w:sz w:val="20"/>
+        </w:rPr>
+      </w:r>
     </w:p>
     <w:p>
       <w:pPr>
-        <w:spacing w:after="80"/>
-        <w:ind w:left="360"/>
+        <w:widowControl/>
       </w:pPr>
       <w:r>
         <w:rPr>
-          <w:rFonts w:ascii="Calibri" w:hAnsi="Calibri" w:eastAsia="Calibri"/>
-          <w:b w:val="0"/>
-          <w:i w:val="0"/>
-          <w:sz w:val="22"/>
+          <w:sz w:val="20"/>
         </w:rPr>
-        <w:t>4. Stanford Encyclopedia of Philosophy. “Social Networking and Ethics” (“Sosial şəbəkələr və etika”).</w:t>
-      </w:r>
-      <w:r>
-        <w:rPr>
-          <w:rFonts w:ascii="Calibri" w:hAnsi="Calibri" w:eastAsia="Calibri"/>
-          <w:b w:val="0"/>
-          <w:i w:val="0"/>
-          <w:sz w:val="22"/>
-        </w:rPr>
-        <w:t xml:space="preserve"> </w:t>
+        <w:t xml:space="preserve">4. Stanford Encyclopedia of Philosophy. 'Social Networking and Ethics.' </w:t>
       </w:r>
       <w:hyperlink r:id="rId12">
         <w:r>
           <w:rPr>
-            <w:rFonts w:ascii="Calibri" w:hAnsi="Calibri" w:eastAsia="Calibri"/>
-            <w:b w:val="0"/>
-            <w:i w:val="0"/>
-            <w:sz w:val="22"/>
-            <w:color w:val="0563C1"/>
-            <w:u w:val="single"/>
+            <w:sz w:val="20"/>
           </w:rPr>
           <w:t>https://plato.stanford.edu/entries/ethics-social-networking/</w:t>
         </w:r>
       </w:hyperlink>
+      <w:r>
+        <w:rPr>
+          <w:sz w:val="20"/>
+        </w:rPr>
+      </w:r>
     </w:p>
     <w:sectPr>
-      <w:pgSz w:w="12240" w:h="15840"/>
-      <w:pgMar w:top="1296" w:right="1440" w:bottom="1296" w:left="1440" w:header="720" w:footer="720" w:gutter="0"/>
+      <w:footerReference w:type="default" r:id="rId13"/>
+      <w:pgSz w:w="11906" w:h="16838"/>
+      <w:pgMar w:top="1020" w:right="1134" w:bottom="1020" w:left="1134" w:header="720" w:footer="720" w:gutter="0"/>
       <w:cols w:space="720"/>
       <w:docGrid w:linePitch="360"/>
     </w:sectPr>
   </w:body>
 </w:document>
+</file>
+
+<file path=word/footer1.xml><?xml version="1.0" encoding="utf-8"?>
+<w:ftr xmlns:m="http://schemas.openxmlformats.org/officeDocument/2006/math" xmlns:mc="http://schemas.openxmlformats.org/markup-compatibility/2006" xmlns:mo="http://schemas.microsoft.com/office/mac/office/2008/main" xmlns:mv="urn:schemas-microsoft-com:mac:vml" xmlns:o="urn:schemas-microsoft-com:office:office" xmlns:r="http://schemas.openxmlformats.org/officeDocument/2006/relationships" xmlns:v="urn:schemas-microsoft-com:vml" xmlns:w10="urn:schemas-microsoft-com:office:word" xmlns:w14="http://schemas.microsoft.com/office/word/2010/wordml" xmlns:w="http://schemas.openxmlformats.org/wordprocessingml/2006/main" xmlns:wne="http://schemas.microsoft.com/office/word/2006/wordml" xmlns:wp14="http://schemas.microsoft.com/office/word/2010/wordprocessingDrawing" xmlns:wp="http://schemas.openxmlformats.org/drawingml/2006/wordprocessingDrawing" xmlns:wpc="http://schemas.microsoft.com/office/word/2010/wordprocessingCanvas" xmlns:wpg="http://schemas.microsoft.com/office/word/2010/wordprocessingGroup" xmlns:wpi="http://schemas.microsoft.com/office/word/2010/wordprocessingInk" xmlns:wps="http://schemas.microsoft.com/office/word/2010/wordprocessingShape" mc:Ignorable="w14 wp14">
+  <w:p>
+    <w:pPr>
+      <w:pStyle w:val="Footer"/>
+      <w:jc w:val="right"/>
+    </w:pPr>
+    <w:fldSimple w:instr="PAGE"/>
+  </w:p>
+</w:ftr>
 </file>
 
 <file path=word/numbering.xml><?xml version="1.0" encoding="utf-8"?>
@@ -725,7 +547,7 @@
   <w:docDefaults>
     <w:rPrDefault>
       <w:rPr>
-        <w:rFonts w:asciiTheme="minorHAnsi" w:eastAsiaTheme="minorEastAsia" w:hAnsiTheme="minorHAnsi" w:cstheme="minorBidi"/>
+        <w:rFonts/>
         <w:sz w:val="22"/>
         <w:szCs w:val="22"/>
         <w:lang w:val="en-US" w:eastAsia="en-US" w:bidi="ar-SA"/>
@@ -880,6 +702,15 @@
     <w:name w:val="Normal"/>
     <w:qFormat/>
     <w:rsid w:val="00FC693F"/>
+    <w:pPr>
+      <w:spacing w:after="120" w:line="259" w:lineRule="auto"/>
+    </w:pPr>
+    <w:rPr>
+      <w:rFonts w:ascii="Times New Roman" w:hAnsi="Times New Roman"/>
+      <w:color w:val="000000"/>
+      <w:sz w:val="24"/>
+      <w:lang w:val="az-Latn-AZ"/>
+    </w:rPr>
   </w:style>
   <w:style w:type="paragraph" w:styleId="Header">
     <w:name w:val="header"/>
@@ -936,16 +767,17 @@
     <w:pPr>
       <w:keepNext/>
       <w:keepLines/>
-      <w:spacing w:before="480" w:after="0"/>
+      <w:spacing w:before="480" w:after="120" w:line="259" w:lineRule="auto"/>
       <w:outlineLvl w:val="0"/>
     </w:pPr>
     <w:rPr>
-      <w:rFonts w:asciiTheme="majorHAnsi" w:eastAsiaTheme="majorEastAsia" w:hAnsiTheme="majorHAnsi" w:cstheme="majorBidi"/>
+      <w:rFonts w:ascii="Times New Roman" w:hAnsi="Times New Roman"/>
       <w:b/>
       <w:bCs/>
-      <w:color w:val="365F91" w:themeColor="accent1" w:themeShade="BF"/>
-      <w:sz w:val="28"/>
+      <w:color w:val="000000"/>
+      <w:sz w:val="26"/>
       <w:szCs w:val="28"/>
+      <w:lang w:val="az-Latn-AZ"/>
     </w:rPr>
   </w:style>
   <w:style w:type="paragraph" w:styleId="Heading2">
@@ -960,16 +792,17 @@
     <w:pPr>
       <w:keepNext/>
       <w:keepLines/>
-      <w:spacing w:before="200" w:after="0"/>
+      <w:spacing w:before="200" w:after="120" w:line="259" w:lineRule="auto"/>
       <w:outlineLvl w:val="1"/>
     </w:pPr>
     <w:rPr>
-      <w:rFonts w:asciiTheme="majorHAnsi" w:eastAsiaTheme="majorEastAsia" w:hAnsiTheme="majorHAnsi" w:cstheme="majorBidi"/>
+      <w:rFonts w:ascii="Times New Roman" w:hAnsi="Times New Roman"/>
       <w:b/>
       <w:bCs/>
-      <w:color w:val="4F81BD" w:themeColor="accent1"/>
+      <w:color w:val="000000"/>
       <w:sz w:val="26"/>
       <w:szCs w:val="26"/>
+      <w:lang w:val="az-Latn-AZ"/>
     </w:rPr>
   </w:style>
   <w:style w:type="paragraph" w:styleId="Heading3">
@@ -988,7 +821,7 @@
       <w:outlineLvl w:val="2"/>
     </w:pPr>
     <w:rPr>
-      <w:rFonts w:asciiTheme="majorHAnsi" w:eastAsiaTheme="majorEastAsia" w:hAnsiTheme="majorHAnsi" w:cstheme="majorBidi"/>
+      <w:rFonts/>
       <w:b/>
       <w:bCs/>
       <w:color w:val="4F81BD" w:themeColor="accent1"/>
@@ -1011,7 +844,7 @@
       <w:outlineLvl w:val="3"/>
     </w:pPr>
     <w:rPr>
-      <w:rFonts w:asciiTheme="majorHAnsi" w:eastAsiaTheme="majorEastAsia" w:hAnsiTheme="majorHAnsi" w:cstheme="majorBidi"/>
+      <w:rFonts/>
       <w:b/>
       <w:bCs/>
       <w:i/>
@@ -1036,7 +869,7 @@
       <w:outlineLvl w:val="4"/>
     </w:pPr>
     <w:rPr>
-      <w:rFonts w:asciiTheme="majorHAnsi" w:eastAsiaTheme="majorEastAsia" w:hAnsiTheme="majorHAnsi" w:cstheme="majorBidi"/>
+      <w:rFonts/>
       <w:color w:val="243F60" w:themeColor="accent1" w:themeShade="7F"/>
     </w:rPr>
   </w:style>
@@ -1057,7 +890,7 @@
       <w:outlineLvl w:val="5"/>
     </w:pPr>
     <w:rPr>
-      <w:rFonts w:asciiTheme="majorHAnsi" w:eastAsiaTheme="majorEastAsia" w:hAnsiTheme="majorHAnsi" w:cstheme="majorBidi"/>
+      <w:rFonts/>
       <w:i/>
       <w:iCs/>
       <w:color w:val="243F60" w:themeColor="accent1" w:themeShade="7F"/>
@@ -1080,7 +913,7 @@
       <w:outlineLvl w:val="6"/>
     </w:pPr>
     <w:rPr>
-      <w:rFonts w:asciiTheme="majorHAnsi" w:eastAsiaTheme="majorEastAsia" w:hAnsiTheme="majorHAnsi" w:cstheme="majorBidi"/>
+      <w:rFonts/>
       <w:i/>
       <w:iCs/>
       <w:color w:val="404040" w:themeColor="text1" w:themeTint="BF"/>
@@ -1103,7 +936,7 @@
       <w:outlineLvl w:val="7"/>
     </w:pPr>
     <w:rPr>
-      <w:rFonts w:asciiTheme="majorHAnsi" w:eastAsiaTheme="majorEastAsia" w:hAnsiTheme="majorHAnsi" w:cstheme="majorBidi"/>
+      <w:rFonts/>
       <w:color w:val="4F81BD" w:themeColor="accent1"/>
       <w:sz w:val="20"/>
       <w:szCs w:val="20"/>
@@ -1126,7 +959,7 @@
       <w:outlineLvl w:val="8"/>
     </w:pPr>
     <w:rPr>
-      <w:rFonts w:asciiTheme="majorHAnsi" w:eastAsiaTheme="majorEastAsia" w:hAnsiTheme="majorHAnsi" w:cstheme="majorBidi"/>
+      <w:rFonts/>
       <w:i/>
       <w:iCs/>
       <w:color w:val="404040" w:themeColor="text1" w:themeTint="BF"/>
@@ -1177,7 +1010,7 @@
     <w:uiPriority w:val="9"/>
     <w:rsid w:val="00FC693F"/>
     <w:rPr>
-      <w:rFonts w:asciiTheme="majorHAnsi" w:eastAsiaTheme="majorEastAsia" w:hAnsiTheme="majorHAnsi" w:cstheme="majorBidi"/>
+      <w:rFonts/>
       <w:b/>
       <w:bCs/>
       <w:color w:val="365F91" w:themeColor="accent1" w:themeShade="BF"/>
@@ -1192,7 +1025,7 @@
     <w:uiPriority w:val="9"/>
     <w:rsid w:val="00FC693F"/>
     <w:rPr>
-      <w:rFonts w:asciiTheme="majorHAnsi" w:eastAsiaTheme="majorEastAsia" w:hAnsiTheme="majorHAnsi" w:cstheme="majorBidi"/>
+      <w:rFonts/>
       <w:b/>
       <w:bCs/>
       <w:color w:val="4F81BD" w:themeColor="accent1"/>
@@ -1207,7 +1040,7 @@
     <w:uiPriority w:val="9"/>
     <w:rsid w:val="00FC693F"/>
     <w:rPr>
-      <w:rFonts w:asciiTheme="majorHAnsi" w:eastAsiaTheme="majorEastAsia" w:hAnsiTheme="majorHAnsi" w:cstheme="majorBidi"/>
+      <w:rFonts/>
       <w:b/>
       <w:bCs/>
       <w:color w:val="4F81BD" w:themeColor="accent1"/>
@@ -1222,19 +1055,17 @@
     <w:qFormat/>
     <w:rsid w:val="00FC693F"/>
     <w:pPr>
-      <w:pBdr>
-        <w:bottom w:val="single" w:sz="8" w:space="4" w:color="4F81BD" w:themeColor="accent1"/>
-      </w:pBdr>
-      <w:spacing w:after="300" w:line="240" w:lineRule="auto"/>
+      <w:spacing w:after="120" w:line="259" w:lineRule="auto"/>
       <w:contextualSpacing/>
     </w:pPr>
     <w:rPr>
-      <w:rFonts w:asciiTheme="majorHAnsi" w:eastAsiaTheme="majorEastAsia" w:hAnsiTheme="majorHAnsi" w:cstheme="majorBidi"/>
-      <w:color w:val="17365D" w:themeColor="text2" w:themeShade="BF"/>
+      <w:rFonts w:ascii="Times New Roman" w:hAnsi="Times New Roman"/>
+      <w:color w:val="000000"/>
       <w:spacing w:val="5"/>
       <w:kern w:val="28"/>
-      <w:sz w:val="52"/>
+      <w:sz w:val="40"/>
       <w:szCs w:val="52"/>
+      <w:lang w:val="az-Latn-AZ"/>
     </w:rPr>
   </w:style>
   <w:style w:type="character" w:customStyle="1" w:styleId="TitleChar">
@@ -1244,7 +1075,7 @@
     <w:uiPriority w:val="10"/>
     <w:rsid w:val="00FC693F"/>
     <w:rPr>
-      <w:rFonts w:asciiTheme="majorHAnsi" w:eastAsiaTheme="majorEastAsia" w:hAnsiTheme="majorHAnsi" w:cstheme="majorBidi"/>
+      <w:rFonts/>
       <w:color w:val="17365D" w:themeColor="text2" w:themeShade="BF"/>
       <w:spacing w:val="5"/>
       <w:kern w:val="28"/>
@@ -1266,7 +1097,7 @@
       </w:numPr>
     </w:pPr>
     <w:rPr>
-      <w:rFonts w:asciiTheme="majorHAnsi" w:eastAsiaTheme="majorEastAsia" w:hAnsiTheme="majorHAnsi" w:cstheme="majorBidi"/>
+      <w:rFonts/>
       <w:i/>
       <w:iCs/>
       <w:color w:val="4F81BD" w:themeColor="accent1"/>
@@ -1282,7 +1113,7 @@
     <w:uiPriority w:val="11"/>
     <w:rsid w:val="00FC693F"/>
     <w:rPr>
-      <w:rFonts w:asciiTheme="majorHAnsi" w:eastAsiaTheme="majorEastAsia" w:hAnsiTheme="majorHAnsi" w:cstheme="majorBidi"/>
+      <w:rFonts/>
       <w:i/>
       <w:iCs/>
       <w:color w:val="4F81BD" w:themeColor="accent1"/>
@@ -1407,8 +1238,15 @@
       <w:numPr>
         <w:numId w:val="1"/>
       </w:numPr>
+      <w:spacing w:after="120" w:line="259" w:lineRule="auto"/>
       <w:contextualSpacing/>
     </w:pPr>
+    <w:rPr>
+      <w:rFonts w:ascii="Times New Roman" w:hAnsi="Times New Roman"/>
+      <w:color w:val="000000"/>
+      <w:sz w:val="24"/>
+      <w:lang w:val="az-Latn-AZ"/>
+    </w:rPr>
   </w:style>
   <w:style w:type="paragraph" w:styleId="ListBullet2">
     <w:name w:val="List Bullet 2"/>
@@ -1580,7 +1418,7 @@
     <w:semiHidden/>
     <w:rsid w:val="00FC693F"/>
     <w:rPr>
-      <w:rFonts w:asciiTheme="majorHAnsi" w:eastAsiaTheme="majorEastAsia" w:hAnsiTheme="majorHAnsi" w:cstheme="majorBidi"/>
+      <w:rFonts/>
       <w:b/>
       <w:bCs/>
       <w:i/>
@@ -1596,7 +1434,7 @@
     <w:semiHidden/>
     <w:rsid w:val="00FC693F"/>
     <w:rPr>
-      <w:rFonts w:asciiTheme="majorHAnsi" w:eastAsiaTheme="majorEastAsia" w:hAnsiTheme="majorHAnsi" w:cstheme="majorBidi"/>
+      <w:rFonts/>
       <w:color w:val="243F60" w:themeColor="accent1" w:themeShade="7F"/>
     </w:rPr>
   </w:style>
@@ -1608,7 +1446,7 @@
     <w:semiHidden/>
     <w:rsid w:val="00FC693F"/>
     <w:rPr>
-      <w:rFonts w:asciiTheme="majorHAnsi" w:eastAsiaTheme="majorEastAsia" w:hAnsiTheme="majorHAnsi" w:cstheme="majorBidi"/>
+      <w:rFonts/>
       <w:i/>
       <w:iCs/>
       <w:color w:val="243F60" w:themeColor="accent1" w:themeShade="7F"/>
@@ -1622,7 +1460,7 @@
     <w:semiHidden/>
     <w:rsid w:val="00FC693F"/>
     <w:rPr>
-      <w:rFonts w:asciiTheme="majorHAnsi" w:eastAsiaTheme="majorEastAsia" w:hAnsiTheme="majorHAnsi" w:cstheme="majorBidi"/>
+      <w:rFonts/>
       <w:i/>
       <w:iCs/>
       <w:color w:val="404040" w:themeColor="text1" w:themeTint="BF"/>
@@ -1636,7 +1474,7 @@
     <w:semiHidden/>
     <w:rsid w:val="00FC693F"/>
     <w:rPr>
-      <w:rFonts w:asciiTheme="majorHAnsi" w:eastAsiaTheme="majorEastAsia" w:hAnsiTheme="majorHAnsi" w:cstheme="majorBidi"/>
+      <w:rFonts/>
       <w:color w:val="4F81BD" w:themeColor="accent1"/>
       <w:sz w:val="20"/>
       <w:szCs w:val="20"/>
@@ -1650,7 +1488,7 @@
     <w:semiHidden/>
     <w:rsid w:val="00FC693F"/>
     <w:rPr>
-      <w:rFonts w:asciiTheme="majorHAnsi" w:eastAsiaTheme="majorEastAsia" w:hAnsiTheme="majorHAnsi" w:cstheme="majorBidi"/>
+      <w:rFonts/>
       <w:i/>
       <w:iCs/>
       <w:color w:val="404040" w:themeColor="text1" w:themeTint="BF"/>
@@ -1709,9 +1547,6 @@
     <w:qFormat/>
     <w:rsid w:val="00FC693F"/>
     <w:pPr>
-      <w:pBdr>
-        <w:bottom w:val="single" w:sz="4" w:space="4" w:color="4F81BD" w:themeColor="accent1"/>
-      </w:pBdr>
       <w:spacing w:before="200" w:after="280"/>
       <w:ind w:left="936" w:right="936"/>
     </w:pPr>
@@ -3239,7 +3074,7 @@
         <w:spacing w:before="0" w:after="0" w:line="240" w:lineRule="auto"/>
       </w:pPr>
       <w:rPr>
-        <w:rFonts w:asciiTheme="majorHAnsi" w:eastAsiaTheme="majorEastAsia" w:hAnsiTheme="majorHAnsi" w:cstheme="majorBidi"/>
+        <w:rFonts/>
         <w:b/>
         <w:bCs/>
       </w:rPr>
@@ -3260,7 +3095,7 @@
         <w:spacing w:before="0" w:after="0" w:line="240" w:lineRule="auto"/>
       </w:pPr>
       <w:rPr>
-        <w:rFonts w:asciiTheme="majorHAnsi" w:eastAsiaTheme="majorEastAsia" w:hAnsiTheme="majorHAnsi" w:cstheme="majorBidi"/>
+        <w:rFonts/>
         <w:b/>
         <w:bCs/>
       </w:rPr>
@@ -3278,14 +3113,14 @@
     </w:tblStylePr>
     <w:tblStylePr w:type="firstCol">
       <w:rPr>
-        <w:rFonts w:asciiTheme="majorHAnsi" w:eastAsiaTheme="majorEastAsia" w:hAnsiTheme="majorHAnsi" w:cstheme="majorBidi"/>
+        <w:rFonts/>
         <w:b/>
         <w:bCs/>
       </w:rPr>
     </w:tblStylePr>
     <w:tblStylePr w:type="lastCol">
       <w:rPr>
-        <w:rFonts w:asciiTheme="majorHAnsi" w:eastAsiaTheme="majorEastAsia" w:hAnsiTheme="majorHAnsi" w:cstheme="majorBidi"/>
+        <w:rFonts/>
         <w:b/>
         <w:bCs/>
       </w:rPr>
@@ -3369,7 +3204,7 @@
         <w:spacing w:before="0" w:after="0" w:line="240" w:lineRule="auto"/>
       </w:pPr>
       <w:rPr>
-        <w:rFonts w:asciiTheme="majorHAnsi" w:eastAsiaTheme="majorEastAsia" w:hAnsiTheme="majorHAnsi" w:cstheme="majorBidi"/>
+        <w:rFonts/>
         <w:b/>
         <w:bCs/>
       </w:rPr>
@@ -3390,7 +3225,7 @@
         <w:spacing w:before="0" w:after="0" w:line="240" w:lineRule="auto"/>
       </w:pPr>
       <w:rPr>
-        <w:rFonts w:asciiTheme="majorHAnsi" w:eastAsiaTheme="majorEastAsia" w:hAnsiTheme="majorHAnsi" w:cstheme="majorBidi"/>
+        <w:rFonts/>
         <w:b/>
         <w:bCs/>
       </w:rPr>
@@ -3408,14 +3243,14 @@
     </w:tblStylePr>
     <w:tblStylePr w:type="firstCol">
       <w:rPr>
-        <w:rFonts w:asciiTheme="majorHAnsi" w:eastAsiaTheme="majorEastAsia" w:hAnsiTheme="majorHAnsi" w:cstheme="majorBidi"/>
+        <w:rFonts/>
         <w:b/>
         <w:bCs/>
       </w:rPr>
     </w:tblStylePr>
     <w:tblStylePr w:type="lastCol">
       <w:rPr>
-        <w:rFonts w:asciiTheme="majorHAnsi" w:eastAsiaTheme="majorEastAsia" w:hAnsiTheme="majorHAnsi" w:cstheme="majorBidi"/>
+        <w:rFonts/>
         <w:b/>
         <w:bCs/>
       </w:rPr>
@@ -3499,7 +3334,7 @@
         <w:spacing w:before="0" w:after="0" w:line="240" w:lineRule="auto"/>
       </w:pPr>
       <w:rPr>
-        <w:rFonts w:asciiTheme="majorHAnsi" w:eastAsiaTheme="majorEastAsia" w:hAnsiTheme="majorHAnsi" w:cstheme="majorBidi"/>
+        <w:rFonts/>
         <w:b/>
         <w:bCs/>
       </w:rPr>
@@ -3520,7 +3355,7 @@
         <w:spacing w:before="0" w:after="0" w:line="240" w:lineRule="auto"/>
       </w:pPr>
       <w:rPr>
-        <w:rFonts w:asciiTheme="majorHAnsi" w:eastAsiaTheme="majorEastAsia" w:hAnsiTheme="majorHAnsi" w:cstheme="majorBidi"/>
+        <w:rFonts/>
         <w:b/>
         <w:bCs/>
       </w:rPr>
@@ -3538,14 +3373,14 @@
     </w:tblStylePr>
     <w:tblStylePr w:type="firstCol">
       <w:rPr>
-        <w:rFonts w:asciiTheme="majorHAnsi" w:eastAsiaTheme="majorEastAsia" w:hAnsiTheme="majorHAnsi" w:cstheme="majorBidi"/>
+        <w:rFonts/>
         <w:b/>
         <w:bCs/>
       </w:rPr>
     </w:tblStylePr>
     <w:tblStylePr w:type="lastCol">
       <w:rPr>
-        <w:rFonts w:asciiTheme="majorHAnsi" w:eastAsiaTheme="majorEastAsia" w:hAnsiTheme="majorHAnsi" w:cstheme="majorBidi"/>
+        <w:rFonts/>
         <w:b/>
         <w:bCs/>
       </w:rPr>
@@ -3629,7 +3464,7 @@
         <w:spacing w:before="0" w:after="0" w:line="240" w:lineRule="auto"/>
       </w:pPr>
       <w:rPr>
-        <w:rFonts w:asciiTheme="majorHAnsi" w:eastAsiaTheme="majorEastAsia" w:hAnsiTheme="majorHAnsi" w:cstheme="majorBidi"/>
+        <w:rFonts/>
         <w:b/>
         <w:bCs/>
       </w:rPr>
@@ -3650,7 +3485,7 @@
         <w:spacing w:before="0" w:after="0" w:line="240" w:lineRule="auto"/>
       </w:pPr>
       <w:rPr>
-        <w:rFonts w:asciiTheme="majorHAnsi" w:eastAsiaTheme="majorEastAsia" w:hAnsiTheme="majorHAnsi" w:cstheme="majorBidi"/>
+        <w:rFonts/>
         <w:b/>
         <w:bCs/>
       </w:rPr>
@@ -3668,14 +3503,14 @@
     </w:tblStylePr>
     <w:tblStylePr w:type="firstCol">
       <w:rPr>
-        <w:rFonts w:asciiTheme="majorHAnsi" w:eastAsiaTheme="majorEastAsia" w:hAnsiTheme="majorHAnsi" w:cstheme="majorBidi"/>
+        <w:rFonts/>
         <w:b/>
         <w:bCs/>
       </w:rPr>
     </w:tblStylePr>
     <w:tblStylePr w:type="lastCol">
       <w:rPr>
-        <w:rFonts w:asciiTheme="majorHAnsi" w:eastAsiaTheme="majorEastAsia" w:hAnsiTheme="majorHAnsi" w:cstheme="majorBidi"/>
+        <w:rFonts/>
         <w:b/>
         <w:bCs/>
       </w:rPr>
@@ -3759,7 +3594,7 @@
         <w:spacing w:before="0" w:after="0" w:line="240" w:lineRule="auto"/>
       </w:pPr>
       <w:rPr>
-        <w:rFonts w:asciiTheme="majorHAnsi" w:eastAsiaTheme="majorEastAsia" w:hAnsiTheme="majorHAnsi" w:cstheme="majorBidi"/>
+        <w:rFonts/>
         <w:b/>
         <w:bCs/>
       </w:rPr>
@@ -3780,7 +3615,7 @@
         <w:spacing w:before="0" w:after="0" w:line="240" w:lineRule="auto"/>
       </w:pPr>
       <w:rPr>
-        <w:rFonts w:asciiTheme="majorHAnsi" w:eastAsiaTheme="majorEastAsia" w:hAnsiTheme="majorHAnsi" w:cstheme="majorBidi"/>
+        <w:rFonts/>
         <w:b/>
         <w:bCs/>
       </w:rPr>
@@ -3798,14 +3633,14 @@
     </w:tblStylePr>
     <w:tblStylePr w:type="firstCol">
       <w:rPr>
-        <w:rFonts w:asciiTheme="majorHAnsi" w:eastAsiaTheme="majorEastAsia" w:hAnsiTheme="majorHAnsi" w:cstheme="majorBidi"/>
+        <w:rFonts/>
         <w:b/>
         <w:bCs/>
       </w:rPr>
     </w:tblStylePr>
     <w:tblStylePr w:type="lastCol">
       <w:rPr>
-        <w:rFonts w:asciiTheme="majorHAnsi" w:eastAsiaTheme="majorEastAsia" w:hAnsiTheme="majorHAnsi" w:cstheme="majorBidi"/>
+        <w:rFonts/>
         <w:b/>
         <w:bCs/>
       </w:rPr>
@@ -3889,7 +3724,7 @@
         <w:spacing w:before="0" w:after="0" w:line="240" w:lineRule="auto"/>
       </w:pPr>
       <w:rPr>
-        <w:rFonts w:asciiTheme="majorHAnsi" w:eastAsiaTheme="majorEastAsia" w:hAnsiTheme="majorHAnsi" w:cstheme="majorBidi"/>
+        <w:rFonts/>
         <w:b/>
         <w:bCs/>
       </w:rPr>
@@ -3910,7 +3745,7 @@
         <w:spacing w:before="0" w:after="0" w:line="240" w:lineRule="auto"/>
       </w:pPr>
       <w:rPr>
-        <w:rFonts w:asciiTheme="majorHAnsi" w:eastAsiaTheme="majorEastAsia" w:hAnsiTheme="majorHAnsi" w:cstheme="majorBidi"/>
+        <w:rFonts/>
         <w:b/>
         <w:bCs/>
       </w:rPr>
@@ -3928,14 +3763,14 @@
     </w:tblStylePr>
     <w:tblStylePr w:type="firstCol">
       <w:rPr>
-        <w:rFonts w:asciiTheme="majorHAnsi" w:eastAsiaTheme="majorEastAsia" w:hAnsiTheme="majorHAnsi" w:cstheme="majorBidi"/>
+        <w:rFonts/>
         <w:b/>
         <w:bCs/>
       </w:rPr>
     </w:tblStylePr>
     <w:tblStylePr w:type="lastCol">
       <w:rPr>
-        <w:rFonts w:asciiTheme="majorHAnsi" w:eastAsiaTheme="majorEastAsia" w:hAnsiTheme="majorHAnsi" w:cstheme="majorBidi"/>
+        <w:rFonts/>
         <w:b/>
         <w:bCs/>
       </w:rPr>
@@ -4019,7 +3854,7 @@
         <w:spacing w:before="0" w:after="0" w:line="240" w:lineRule="auto"/>
       </w:pPr>
       <w:rPr>
-        <w:rFonts w:asciiTheme="majorHAnsi" w:eastAsiaTheme="majorEastAsia" w:hAnsiTheme="majorHAnsi" w:cstheme="majorBidi"/>
+        <w:rFonts/>
         <w:b/>
         <w:bCs/>
       </w:rPr>
@@ -4040,7 +3875,7 @@
         <w:spacing w:before="0" w:after="0" w:line="240" w:lineRule="auto"/>
       </w:pPr>
       <w:rPr>
-        <w:rFonts w:asciiTheme="majorHAnsi" w:eastAsiaTheme="majorEastAsia" w:hAnsiTheme="majorHAnsi" w:cstheme="majorBidi"/>
+        <w:rFonts/>
         <w:b/>
         <w:bCs/>
       </w:rPr>
@@ -4058,14 +3893,14 @@
     </w:tblStylePr>
     <w:tblStylePr w:type="firstCol">
       <w:rPr>
-        <w:rFonts w:asciiTheme="majorHAnsi" w:eastAsiaTheme="majorEastAsia" w:hAnsiTheme="majorHAnsi" w:cstheme="majorBidi"/>
+        <w:rFonts/>
         <w:b/>
         <w:bCs/>
       </w:rPr>
     </w:tblStylePr>
     <w:tblStylePr w:type="lastCol">
       <w:rPr>
-        <w:rFonts w:asciiTheme="majorHAnsi" w:eastAsiaTheme="majorEastAsia" w:hAnsiTheme="majorHAnsi" w:cstheme="majorBidi"/>
+        <w:rFonts/>
         <w:b/>
         <w:bCs/>
       </w:rPr>
@@ -5930,7 +5765,7 @@
     </w:tblPr>
     <w:tblStylePr w:type="firstRow">
       <w:rPr>
-        <w:rFonts w:asciiTheme="majorHAnsi" w:eastAsiaTheme="majorEastAsia" w:hAnsiTheme="majorHAnsi" w:cstheme="majorBidi"/>
+        <w:rFonts/>
       </w:rPr>
       <w:tblPr/>
       <w:tcPr>
@@ -6014,7 +5849,7 @@
     </w:tblPr>
     <w:tblStylePr w:type="firstRow">
       <w:rPr>
-        <w:rFonts w:asciiTheme="majorHAnsi" w:eastAsiaTheme="majorEastAsia" w:hAnsiTheme="majorHAnsi" w:cstheme="majorBidi"/>
+        <w:rFonts/>
       </w:rPr>
       <w:tblPr/>
       <w:tcPr>
@@ -6098,7 +5933,7 @@
     </w:tblPr>
     <w:tblStylePr w:type="firstRow">
       <w:rPr>
-        <w:rFonts w:asciiTheme="majorHAnsi" w:eastAsiaTheme="majorEastAsia" w:hAnsiTheme="majorHAnsi" w:cstheme="majorBidi"/>
+        <w:rFonts/>
       </w:rPr>
       <w:tblPr/>
       <w:tcPr>
@@ -6182,7 +6017,7 @@
     </w:tblPr>
     <w:tblStylePr w:type="firstRow">
       <w:rPr>
-        <w:rFonts w:asciiTheme="majorHAnsi" w:eastAsiaTheme="majorEastAsia" w:hAnsiTheme="majorHAnsi" w:cstheme="majorBidi"/>
+        <w:rFonts/>
       </w:rPr>
       <w:tblPr/>
       <w:tcPr>
@@ -6266,7 +6101,7 @@
     </w:tblPr>
     <w:tblStylePr w:type="firstRow">
       <w:rPr>
-        <w:rFonts w:asciiTheme="majorHAnsi" w:eastAsiaTheme="majorEastAsia" w:hAnsiTheme="majorHAnsi" w:cstheme="majorBidi"/>
+        <w:rFonts/>
       </w:rPr>
       <w:tblPr/>
       <w:tcPr>
@@ -6350,7 +6185,7 @@
     </w:tblPr>
     <w:tblStylePr w:type="firstRow">
       <w:rPr>
-        <w:rFonts w:asciiTheme="majorHAnsi" w:eastAsiaTheme="majorEastAsia" w:hAnsiTheme="majorHAnsi" w:cstheme="majorBidi"/>
+        <w:rFonts/>
       </w:rPr>
       <w:tblPr/>
       <w:tcPr>
@@ -6434,7 +6269,7 @@
     </w:tblPr>
     <w:tblStylePr w:type="firstRow">
       <w:rPr>
-        <w:rFonts w:asciiTheme="majorHAnsi" w:eastAsiaTheme="majorEastAsia" w:hAnsiTheme="majorHAnsi" w:cstheme="majorBidi"/>
+        <w:rFonts/>
       </w:rPr>
       <w:tblPr/>
       <w:tcPr>
@@ -6499,7 +6334,7 @@
       <w:spacing w:after="0" w:line="240" w:lineRule="auto"/>
     </w:pPr>
     <w:rPr>
-      <w:rFonts w:asciiTheme="majorHAnsi" w:eastAsiaTheme="majorEastAsia" w:hAnsiTheme="majorHAnsi" w:cstheme="majorBidi"/>
+      <w:rFonts/>
       <w:color w:val="000000" w:themeColor="text1"/>
     </w:rPr>
     <w:tblPr>
@@ -6627,7 +6462,7 @@
       <w:spacing w:after="0" w:line="240" w:lineRule="auto"/>
     </w:pPr>
     <w:rPr>
-      <w:rFonts w:asciiTheme="majorHAnsi" w:eastAsiaTheme="majorEastAsia" w:hAnsiTheme="majorHAnsi" w:cstheme="majorBidi"/>
+      <w:rFonts/>
       <w:color w:val="000000" w:themeColor="text1"/>
     </w:rPr>
     <w:tblPr>
@@ -6755,7 +6590,7 @@
       <w:spacing w:after="0" w:line="240" w:lineRule="auto"/>
     </w:pPr>
     <w:rPr>
-      <w:rFonts w:asciiTheme="majorHAnsi" w:eastAsiaTheme="majorEastAsia" w:hAnsiTheme="majorHAnsi" w:cstheme="majorBidi"/>
+      <w:rFonts/>
       <w:color w:val="000000" w:themeColor="text1"/>
     </w:rPr>
     <w:tblPr>
@@ -6883,7 +6718,7 @@
       <w:spacing w:after="0" w:line="240" w:lineRule="auto"/>
     </w:pPr>
     <w:rPr>
-      <w:rFonts w:asciiTheme="majorHAnsi" w:eastAsiaTheme="majorEastAsia" w:hAnsiTheme="majorHAnsi" w:cstheme="majorBidi"/>
+      <w:rFonts/>
       <w:color w:val="000000" w:themeColor="text1"/>
     </w:rPr>
     <w:tblPr>
@@ -7011,7 +6846,7 @@
       <w:spacing w:after="0" w:line="240" w:lineRule="auto"/>
     </w:pPr>
     <w:rPr>
-      <w:rFonts w:asciiTheme="majorHAnsi" w:eastAsiaTheme="majorEastAsia" w:hAnsiTheme="majorHAnsi" w:cstheme="majorBidi"/>
+      <w:rFonts/>
       <w:color w:val="000000" w:themeColor="text1"/>
     </w:rPr>
     <w:tblPr>
@@ -7139,7 +6974,7 @@
       <w:spacing w:after="0" w:line="240" w:lineRule="auto"/>
     </w:pPr>
     <w:rPr>
-      <w:rFonts w:asciiTheme="majorHAnsi" w:eastAsiaTheme="majorEastAsia" w:hAnsiTheme="majorHAnsi" w:cstheme="majorBidi"/>
+      <w:rFonts/>
       <w:color w:val="000000" w:themeColor="text1"/>
     </w:rPr>
     <w:tblPr>
@@ -7267,7 +7102,7 @@
       <w:spacing w:after="0" w:line="240" w:lineRule="auto"/>
     </w:pPr>
     <w:rPr>
-      <w:rFonts w:asciiTheme="majorHAnsi" w:eastAsiaTheme="majorEastAsia" w:hAnsiTheme="majorHAnsi" w:cstheme="majorBidi"/>
+      <w:rFonts/>
       <w:color w:val="000000" w:themeColor="text1"/>
     </w:rPr>
     <w:tblPr>
@@ -7906,7 +7741,7 @@
       <w:spacing w:after="0" w:line="240" w:lineRule="auto"/>
     </w:pPr>
     <w:rPr>
-      <w:rFonts w:asciiTheme="majorHAnsi" w:eastAsiaTheme="majorEastAsia" w:hAnsiTheme="majorHAnsi" w:cstheme="majorBidi"/>
+      <w:rFonts/>
       <w:color w:val="000000" w:themeColor="text1"/>
     </w:rPr>
     <w:tblPr>
@@ -8031,7 +7866,7 @@
       <w:spacing w:after="0" w:line="240" w:lineRule="auto"/>
     </w:pPr>
     <w:rPr>
-      <w:rFonts w:asciiTheme="majorHAnsi" w:eastAsiaTheme="majorEastAsia" w:hAnsiTheme="majorHAnsi" w:cstheme="majorBidi"/>
+      <w:rFonts/>
       <w:color w:val="000000" w:themeColor="text1"/>
     </w:rPr>
     <w:tblPr>
@@ -8156,7 +7991,7 @@
       <w:spacing w:after="0" w:line="240" w:lineRule="auto"/>
     </w:pPr>
     <w:rPr>
-      <w:rFonts w:asciiTheme="majorHAnsi" w:eastAsiaTheme="majorEastAsia" w:hAnsiTheme="majorHAnsi" w:cstheme="majorBidi"/>
+      <w:rFonts/>
       <w:color w:val="000000" w:themeColor="text1"/>
     </w:rPr>
     <w:tblPr>
@@ -8281,7 +8116,7 @@
       <w:spacing w:after="0" w:line="240" w:lineRule="auto"/>
     </w:pPr>
     <w:rPr>
-      <w:rFonts w:asciiTheme="majorHAnsi" w:eastAsiaTheme="majorEastAsia" w:hAnsiTheme="majorHAnsi" w:cstheme="majorBidi"/>
+      <w:rFonts/>
       <w:color w:val="000000" w:themeColor="text1"/>
     </w:rPr>
     <w:tblPr>
@@ -8406,7 +8241,7 @@
       <w:spacing w:after="0" w:line="240" w:lineRule="auto"/>
     </w:pPr>
     <w:rPr>
-      <w:rFonts w:asciiTheme="majorHAnsi" w:eastAsiaTheme="majorEastAsia" w:hAnsiTheme="majorHAnsi" w:cstheme="majorBidi"/>
+      <w:rFonts/>
       <w:color w:val="000000" w:themeColor="text1"/>
     </w:rPr>
     <w:tblPr>
@@ -8531,7 +8366,7 @@
       <w:spacing w:after="0" w:line="240" w:lineRule="auto"/>
     </w:pPr>
     <w:rPr>
-      <w:rFonts w:asciiTheme="majorHAnsi" w:eastAsiaTheme="majorEastAsia" w:hAnsiTheme="majorHAnsi" w:cstheme="majorBidi"/>
+      <w:rFonts/>
       <w:color w:val="000000" w:themeColor="text1"/>
     </w:rPr>
     <w:tblPr>
@@ -8656,7 +8491,7 @@
       <w:spacing w:after="0" w:line="240" w:lineRule="auto"/>
     </w:pPr>
     <w:rPr>
-      <w:rFonts w:asciiTheme="majorHAnsi" w:eastAsiaTheme="majorEastAsia" w:hAnsiTheme="majorHAnsi" w:cstheme="majorBidi"/>
+      <w:rFonts/>
       <w:color w:val="000000" w:themeColor="text1"/>
     </w:rPr>
     <w:tblPr>

--- a/az/discovery-articles/6.17 Sosial media platformaları.docx
+++ b/az/discovery-articles/6.17 Sosial media platformaları.docx
@@ -8,7 +8,7 @@
         <w:widowControl/>
       </w:pPr>
       <w:r>
-        <w:t>6.17 Sosial media platformaları</w:t>
+        <w:t xml:space="preserve">6.17 Sosial şəbəkələr</w:t>
       </w:r>
     </w:p>
     <w:p>
@@ -40,7 +40,7 @@
         <w:widowControl/>
       </w:pPr>
       <w:r>
-        <w:t>Sosial media platformaları insanların dostlarına və ya izləyicilərinə mətn, şəkil və başqa materiallar təqdim etdiyi sayt və tətbiqlərdir. Bu platformalarda oxucu və tamaşaçı eyni zamanda məzmun yaradıcısına çevrildi.</w:t>
+        <w:t xml:space="preserve">Sosial şəbəkələr insanların dostlarına və ya izləyicilərinə mətn, şəkil və başqa materiallar təqdim etdiyi sayt və tətbiqlərdir. Bu şəbəkələrdə oxucu və tamaşaçı eyni zamanda məzmun yaradıcısına çevrildi.</w:t>
       </w:r>
     </w:p>
     <w:p>
@@ -120,7 +120,7 @@
         <w:widowControl/>
       </w:pPr>
       <w:r>
-        <w:t>Kim kəşf edib və ya yaradıb</w:t>
+        <w:t xml:space="preserve">Kim yaradıb</w:t>
       </w:r>
     </w:p>
     <w:p>
@@ -217,7 +217,7 @@
         <w:rPr>
           <w:sz w:val="20"/>
         </w:rPr>
-        <w:t>C Qurumların materialları və ensiklopedik mənbələr</w:t>
+        <w:t>Qurumların materialları və ensiklopedik mənbələr</w:t>
       </w:r>
     </w:p>
     <w:p>
